--- a/labs/diagnoza_lab2.docx
+++ b/labs/diagnoza_lab2.docx
@@ -4,7 +4,7 @@
   <w:body>
     <w:tbl>
       <w:tblPr>
-        <w:tblW w:w="9763" w:type="dxa"/>
+        <w:tblW w:w="9905" w:type="dxa"/>
         <w:tblBorders>
           <w:top w:val="single" w:sz="4" w:space="0" w:color="auto"/>
           <w:left w:val="single" w:sz="4" w:space="0" w:color="auto"/>
@@ -21,13 +21,13 @@
       </w:tblPr>
       <w:tblGrid>
         <w:gridCol w:w="400"/>
-        <w:gridCol w:w="8938"/>
+        <w:gridCol w:w="9080"/>
         <w:gridCol w:w="425"/>
       </w:tblGrid>
       <w:tr>
         <w:tc>
           <w:tcPr>
-            <w:tcW w:w="9763" w:type="dxa"/>
+            <w:tcW w:w="9905" w:type="dxa"/>
             <w:gridSpan w:val="3"/>
             <w:tcBorders>
               <w:top w:val="single" w:sz="14" w:space="0" w:color="1A3557"/>
@@ -77,7 +77,7 @@
         </w:tc>
         <w:tc>
           <w:tcPr>
-            <w:tcW w:w="8938" w:type="dxa"/>
+            <w:tcW w:w="9080" w:type="dxa"/>
             <w:tcBorders>
               <w:top w:val="nil"/>
               <w:left w:val="nil"/>
@@ -274,7 +274,7 @@
         </w:tc>
         <w:tc>
           <w:tcPr>
-            <w:tcW w:w="8938" w:type="dxa"/>
+            <w:tcW w:w="9080" w:type="dxa"/>
             <w:tcBorders>
               <w:top w:val="nil"/>
               <w:left w:val="nil"/>
@@ -454,7 +454,7 @@
         </w:tc>
         <w:tc>
           <w:tcPr>
-            <w:tcW w:w="9363" w:type="dxa"/>
+            <w:tcW w:w="9505" w:type="dxa"/>
             <w:gridSpan w:val="2"/>
             <w:tcBorders>
               <w:top w:val="nil"/>
@@ -1169,8 +1169,6 @@
               </w:rPr>
               <w:t>___________________________________________</w:t>
             </w:r>
-            <w:bookmarkStart w:id="0" w:name="_GoBack"/>
-            <w:bookmarkEnd w:id="0"/>
           </w:p>
         </w:tc>
       </w:tr>
@@ -2205,6 +2203,8 @@
               </w:rPr>
               <w:t>pary</w:t>
             </w:r>
+            <w:bookmarkStart w:id="0" w:name="_GoBack"/>
+            <w:bookmarkEnd w:id="0"/>
           </w:p>
         </w:tc>
       </w:tr>
@@ -3299,6 +3299,7 @@
           <w:numId w:val="2"/>
         </w:numPr>
         <w:spacing w:before="55" w:after="75"/>
+        <w:jc w:val="both"/>
       </w:pPr>
       <w:r>
         <w:rPr>
@@ -3399,6 +3400,7 @@
           <w:numId w:val="2"/>
         </w:numPr>
         <w:spacing w:before="55" w:after="75"/>
+        <w:jc w:val="both"/>
       </w:pPr>
       <w:r>
         <w:rPr>
@@ -18477,7 +18479,16 @@
                 <w:sz w:val="21"/>
                 <w:szCs w:val="21"/>
               </w:rPr>
-              <w:t>kategoriią opisową</w:t>
+              <w:t>kategorią</w:t>
+            </w:r>
+            <w:r>
+              <w:rPr>
+                <w:rFonts w:ascii="Cambria" w:hAnsi="Cambria"/>
+                <w:color w:val="1C1C2E"/>
+                <w:sz w:val="21"/>
+                <w:szCs w:val="21"/>
+              </w:rPr>
+              <w:t xml:space="preserve"> opisową</w:t>
             </w:r>
             <w:r>
               <w:rPr>
@@ -18868,7 +18879,16 @@
                 <w:sz w:val="21"/>
                 <w:szCs w:val="21"/>
               </w:rPr>
-              <w:t>: każde twierdzenie poparte danymi („Wynik PRI = 95, percentyl 37...’), kategorie opisowe zamiast samych liczb, przedziały ufności, odnieśienie</w:t>
+              <w:t xml:space="preserve">: każde twierdzenie poparte danymi („Wynik PRI = 95, percentyl 37...’), kategorie opisowe zamiast samych liczb, przedziały ufności, </w:t>
+            </w:r>
+            <w:r>
+              <w:rPr>
+                <w:rFonts w:ascii="Cambria" w:hAnsi="Cambria"/>
+                <w:color w:val="1C1C2E"/>
+                <w:sz w:val="21"/>
+                <w:szCs w:val="21"/>
+              </w:rPr>
+              <w:t>odniesienie</w:t>
             </w:r>
             <w:r>
               <w:rPr>
@@ -22780,7 +22800,23 @@
                 <w:sz w:val="20"/>
                 <w:szCs w:val="20"/>
               </w:rPr>
-              <w:t>Mocne strony (subteśty &gt;= średnia + 3)</w:t>
+              <w:t>Mocne strony (subte</w:t>
+            </w:r>
+            <w:r>
+              <w:rPr>
+                <w:color w:val="1A3557"/>
+                <w:sz w:val="20"/>
+                <w:szCs w:val="20"/>
+              </w:rPr>
+              <w:t>s</w:t>
+            </w:r>
+            <w:r>
+              <w:rPr>
+                <w:color w:val="1A3557"/>
+                <w:sz w:val="20"/>
+                <w:szCs w:val="20"/>
+              </w:rPr>
+              <w:t>ty &gt;= średnia + 3)</w:t>
             </w:r>
           </w:p>
         </w:tc>
@@ -22888,7 +22924,23 @@
                 <w:sz w:val="20"/>
                 <w:szCs w:val="20"/>
               </w:rPr>
-              <w:t xml:space="preserve">Słabe strony (subteśty &lt;= średnia </w:t>
+              <w:t>Słabe strony (subte</w:t>
+            </w:r>
+            <w:r>
+              <w:rPr>
+                <w:color w:val="1A3557"/>
+                <w:sz w:val="20"/>
+                <w:szCs w:val="20"/>
+              </w:rPr>
+              <w:t>s</w:t>
+            </w:r>
+            <w:r>
+              <w:rPr>
+                <w:color w:val="1A3557"/>
+                <w:sz w:val="20"/>
+                <w:szCs w:val="20"/>
+              </w:rPr>
+              <w:t xml:space="preserve">ty &lt;= średnia </w:t>
             </w:r>
             <w:r>
               <w:rPr>
@@ -26504,8 +26556,8 @@
       </w:tblPr>
       <w:tblGrid>
         <w:gridCol w:w="439"/>
-        <w:gridCol w:w="6223"/>
-        <w:gridCol w:w="3256"/>
+        <w:gridCol w:w="6360"/>
+        <w:gridCol w:w="3119"/>
       </w:tblGrid>
       <w:tr>
         <w:trPr>
@@ -26513,7 +26565,7 @@
         </w:trPr>
         <w:tc>
           <w:tcPr>
-            <w:tcW w:w="427" w:type="dxa"/>
+            <w:tcW w:w="439" w:type="dxa"/>
             <w:tcBorders>
               <w:top w:val="single" w:sz="4" w:space="0" w:color="1A3557"/>
               <w:left w:val="single" w:sz="4" w:space="0" w:color="1A3557"/>
@@ -26539,7 +26591,7 @@
         </w:tc>
         <w:tc>
           <w:tcPr>
-            <w:tcW w:w="6231" w:type="dxa"/>
+            <w:tcW w:w="6360" w:type="dxa"/>
             <w:tcBorders>
               <w:top w:val="single" w:sz="4" w:space="0" w:color="1A3557"/>
               <w:left w:val="single" w:sz="4" w:space="0" w:color="1A3557"/>
@@ -26565,7 +26617,7 @@
         </w:tc>
         <w:tc>
           <w:tcPr>
-            <w:tcW w:w="3260" w:type="dxa"/>
+            <w:tcW w:w="3119" w:type="dxa"/>
             <w:tcBorders>
               <w:top w:val="single" w:sz="4" w:space="0" w:color="1A3557"/>
               <w:left w:val="single" w:sz="4" w:space="0" w:color="1A3557"/>
@@ -26600,7 +26652,7 @@
       <w:tr>
         <w:tc>
           <w:tcPr>
-            <w:tcW w:w="427" w:type="dxa"/>
+            <w:tcW w:w="439" w:type="dxa"/>
             <w:tcBorders>
               <w:top w:val="single" w:sz="2" w:space="0" w:color="1A7A6E"/>
               <w:left w:val="single" w:sz="4" w:space="0" w:color="1A3557"/>
@@ -26631,7 +26683,7 @@
         </w:tc>
         <w:tc>
           <w:tcPr>
-            <w:tcW w:w="6231" w:type="dxa"/>
+            <w:tcW w:w="6360" w:type="dxa"/>
             <w:tcBorders>
               <w:top w:val="single" w:sz="2" w:space="0" w:color="1A7A6E"/>
               <w:left w:val="single" w:sz="4" w:space="0" w:color="1A3557"/>
@@ -26811,7 +26863,7 @@
         </w:tc>
         <w:tc>
           <w:tcPr>
-            <w:tcW w:w="3260" w:type="dxa"/>
+            <w:tcW w:w="3119" w:type="dxa"/>
             <w:tcBorders>
               <w:top w:val="single" w:sz="2" w:space="0" w:color="1A7A6E"/>
               <w:left w:val="single" w:sz="4" w:space="0" w:color="1A3557"/>
@@ -26843,7 +26895,7 @@
       <w:tr>
         <w:tc>
           <w:tcPr>
-            <w:tcW w:w="427" w:type="dxa"/>
+            <w:tcW w:w="439" w:type="dxa"/>
             <w:tcBorders>
               <w:top w:val="single" w:sz="2" w:space="0" w:color="1A7A6E"/>
               <w:left w:val="single" w:sz="4" w:space="0" w:color="1A3557"/>
@@ -26874,7 +26926,7 @@
         </w:tc>
         <w:tc>
           <w:tcPr>
-            <w:tcW w:w="6231" w:type="dxa"/>
+            <w:tcW w:w="6360" w:type="dxa"/>
             <w:tcBorders>
               <w:top w:val="single" w:sz="2" w:space="0" w:color="1A7A6E"/>
               <w:left w:val="single" w:sz="4" w:space="0" w:color="1A3557"/>
@@ -27053,7 +27105,7 @@
         </w:tc>
         <w:tc>
           <w:tcPr>
-            <w:tcW w:w="3260" w:type="dxa"/>
+            <w:tcW w:w="3119" w:type="dxa"/>
             <w:tcBorders>
               <w:top w:val="single" w:sz="2" w:space="0" w:color="1A7A6E"/>
               <w:left w:val="single" w:sz="4" w:space="0" w:color="1A3557"/>
@@ -27958,7 +28010,43 @@
         <w:sz w:val="16"/>
         <w:szCs w:val="16"/>
       </w:rPr>
-      <w:t>Diagnoza Psychologiczna  |  Ćwiczenia laboratoryjne nr 2  |  Ocena intelektu: WAIS-IV i Raven  |  Rok III</w:t>
+      <w:t>D</w:t>
+    </w:r>
+    <w:r>
+      <w:rPr>
+        <w:rFonts w:ascii="Calibri" w:eastAsia="Calibri" w:hAnsi="Calibri" w:cs="Calibri"/>
+        <w:color w:val="2C5282"/>
+        <w:sz w:val="16"/>
+        <w:szCs w:val="16"/>
+      </w:rPr>
+      <w:t>iagnoza p</w:t>
+    </w:r>
+    <w:r>
+      <w:rPr>
+        <w:rFonts w:ascii="Calibri" w:eastAsia="Calibri" w:hAnsi="Calibri" w:cs="Calibri"/>
+        <w:color w:val="2C5282"/>
+        <w:sz w:val="16"/>
+        <w:szCs w:val="16"/>
+      </w:rPr>
+      <w:t xml:space="preserve">sychologiczna  |  </w:t>
+    </w:r>
+    <w:r>
+      <w:rPr>
+        <w:rFonts w:ascii="Calibri" w:eastAsia="Calibri" w:hAnsi="Calibri" w:cs="Calibri"/>
+        <w:color w:val="2C5282"/>
+        <w:sz w:val="16"/>
+        <w:szCs w:val="16"/>
+      </w:rPr>
+      <w:t>Lab 2</w:t>
+    </w:r>
+    <w:r>
+      <w:rPr>
+        <w:rFonts w:ascii="Calibri" w:eastAsia="Calibri" w:hAnsi="Calibri" w:cs="Calibri"/>
+        <w:color w:val="2C5282"/>
+        <w:sz w:val="16"/>
+        <w:szCs w:val="16"/>
+      </w:rPr>
+      <w:t xml:space="preserve">  |  Ocena intelektu: WAIS-IV i Raven  |  Rok III</w:t>
     </w:r>
   </w:p>
 </w:hdr>
